--- a/Project_Closure_Report_Scanify_Stedman_v1.0.docx
+++ b/Project_Closure_Report_Scanify_Stedman_v1.0.docx
@@ -55,7 +55,7 @@
           <w:color w:val="2E74B5"/>
           <w:sz w:val="30"/>
         </w:rPr>
-        <w:t>Scanify Implementation – Stedman Pharmaceuticals</w:t>
+        <w:t>Scanify Implementation - Stedman Pharmaceuticals</w:t>
       </w:r>
     </w:p>
     <w:p>
@@ -307,10 +307,10 @@
     </w:tbl>
     <w:p>
       <w:pPr>
-        <w:spacing w:before="240" w:after="80"/>
         <w:pBdr>
           <w:bottom w:val="single" w:sz="6" w:space="2" w:color="2E74B5"/>
         </w:pBdr>
+        <w:spacing w:before="240" w:after="80"/>
       </w:pPr>
       <w:r>
         <w:rPr>
@@ -449,7 +449,7 @@
                 <w:color w:val="222222"/>
                 <w:sz w:val="20"/>
               </w:rPr>
-              <w:t>Scanify – Scheme Management &amp; Stock Statement Entry Automation</w:t>
+              <w:t>Scanify - Scheme Management &amp; Stock Statement Entry Automation</w:t>
             </w:r>
           </w:p>
         </w:tc>
@@ -490,7 +490,7 @@
                 <w:color w:val="222222"/>
                 <w:sz w:val="20"/>
               </w:rPr>
-              <w:t>Frappe / MariaDB – Division-controlled web portal</w:t>
+              <w:t>Frappe / MariaDB - Division-controlled web portal</w:t>
             </w:r>
           </w:p>
         </w:tc>
@@ -785,10 +785,10 @@
     </w:tbl>
     <w:p>
       <w:pPr>
-        <w:spacing w:before="240" w:after="80"/>
         <w:pBdr>
           <w:bottom w:val="single" w:sz="6" w:space="2" w:color="2E74B5"/>
         </w:pBdr>
+        <w:spacing w:before="240" w:after="80"/>
       </w:pPr>
       <w:r>
         <w:rPr>
@@ -810,14 +810,14 @@
           <w:color w:val="222222"/>
           <w:sz w:val="21"/>
         </w:rPr>
-        <w:t xml:space="preserve">Scheme Management Module – </w:t>
+        <w:t xml:space="preserve">Scheme Management Module - </w:t>
       </w:r>
       <w:r>
         <w:rPr>
           <w:color w:val="222222"/>
           <w:sz w:val="21"/>
         </w:rPr>
-        <w:t>Scheme entry with auto-generated scheme numbers and master-driven dropdowns, supporting-document uploads, and a submission → approval / reroute / reject workflow with comment capture. Status dashboard covering Approved, Pending, Rerouted, Rejected and Not Billed, with email alerts on Rerouted / Rejected.</w:t>
+        <w:t>Scheme entry with auto-generated scheme numbers and master-driven dropdowns, supporting-document uploads, and a submission to approval / reroute / reject workflow with comment capture. Status dashboard covering Approved, Pending, Rerouted, Rejected and Not Billed, with email alerts on Rerouted / Rejected.</w:t>
       </w:r>
     </w:p>
     <w:p>
@@ -831,7 +831,7 @@
           <w:color w:val="222222"/>
           <w:sz w:val="21"/>
         </w:rPr>
-        <w:t xml:space="preserve">Stock Statement Entry Automation – </w:t>
+        <w:t xml:space="preserve">Stock Statement Entry Automation - </w:t>
       </w:r>
       <w:r>
         <w:rPr>
@@ -852,7 +852,7 @@
           <w:color w:val="222222"/>
           <w:sz w:val="21"/>
         </w:rPr>
-        <w:t xml:space="preserve">AI-Powered OCR &amp; Data Extraction – </w:t>
+        <w:t xml:space="preserve">AI-Powered OCR &amp; Data Extraction - </w:t>
       </w:r>
       <w:r>
         <w:rPr>
@@ -873,7 +873,7 @@
           <w:color w:val="222222"/>
           <w:sz w:val="21"/>
         </w:rPr>
-        <w:t xml:space="preserve">Primary Sales Bulk Upload – </w:t>
+        <w:t xml:space="preserve">Primary Sales Bulk Upload - </w:t>
       </w:r>
       <w:r>
         <w:rPr>
@@ -894,14 +894,14 @@
           <w:color w:val="222222"/>
           <w:sz w:val="21"/>
         </w:rPr>
-        <w:t xml:space="preserve">Master Data Management – </w:t>
+        <w:t xml:space="preserve">Master Data Management - </w:t>
       </w:r>
       <w:r>
         <w:rPr>
           <w:color w:val="222222"/>
           <w:sz w:val="21"/>
         </w:rPr>
-        <w:t>Doctor, Product, Stockist, HQ and the Sales Hierarchy master (ZSM → RSM → DRSM → ASM → SO), with Excel/CSV bulk import and admin activate / deactivate / reactivate controls.</w:t>
+        <w:t>Doctor, Product, Stockist, HQ and the Sales Hierarchy master (ZSM, RSM, DRSM, ASM, SO), with Excel/CSV bulk import and admin activate / deactivate / reactivate controls.</w:t>
       </w:r>
     </w:p>
     <w:p>
@@ -915,14 +915,14 @@
           <w:color w:val="222222"/>
           <w:sz w:val="21"/>
         </w:rPr>
-        <w:t xml:space="preserve">Division-Controlled Portal – </w:t>
+        <w:t xml:space="preserve">Division-Controlled Portal - </w:t>
       </w:r>
       <w:r>
         <w:rPr>
           <w:color w:val="222222"/>
           <w:sz w:val="21"/>
         </w:rPr>
-        <w:t>Migration of the Desk workspace to a custom www/ portal with a division setter / switcher that maintains session across the Division → Zone → Region → Team → HQ hierarchy.</w:t>
+        <w:t>Migration of the Desk workspace to a custom www/ portal with a division setter / switcher that maintains session across the Division, Zone, Region, Team and HQ hierarchy.</w:t>
       </w:r>
     </w:p>
     <w:p>
@@ -936,14 +936,14 @@
           <w:color w:val="222222"/>
           <w:sz w:val="21"/>
         </w:rPr>
-        <w:t xml:space="preserve">Comprehensive Reporting &amp; Exports – </w:t>
+        <w:t xml:space="preserve">Comprehensive Reporting &amp; Exports - </w:t>
       </w:r>
       <w:r>
         <w:rPr>
           <w:color w:val="222222"/>
           <w:sz w:val="21"/>
         </w:rPr>
-        <w:t>Scheme and stock-statement report suites (incentive, ranking, moving-trend, growth, performance and secondary-vs-closing analytics on the PTS → PTR → MRP flow), organized into workspace batches with Excel / PDF export.</w:t>
+        <w:t>Scheme and stock-statement report suites (incentive, ranking, moving-trend, growth, performance and secondary-vs-closing analytics on the PTS-PTR-MRP flow), organized into workspace batches with Excel / PDF export.</w:t>
       </w:r>
     </w:p>
     <w:p>
@@ -957,7 +957,7 @@
           <w:color w:val="222222"/>
           <w:sz w:val="21"/>
         </w:rPr>
-        <w:t xml:space="preserve">Role-Based Security &amp; Admin – </w:t>
+        <w:t xml:space="preserve">Role-Based Security &amp; Admin - </w:t>
       </w:r>
       <w:r>
         <w:rPr>
@@ -969,10 +969,10 @@
     </w:p>
     <w:p>
       <w:pPr>
-        <w:spacing w:before="240" w:after="80"/>
         <w:pBdr>
           <w:bottom w:val="single" w:sz="6" w:space="2" w:color="2E74B5"/>
         </w:pBdr>
+        <w:spacing w:before="240" w:after="80"/>
       </w:pPr>
       <w:r>
         <w:rPr>
@@ -1429,7 +1429,7 @@
                 <w:color w:val="222222"/>
                 <w:sz w:val="19"/>
               </w:rPr>
-              <w:t>Bulk upload – Prima, Vektra, ASPR, Wellness, Other</w:t>
+              <w:t>Bulk upload - Prima, Vektra, ASPR, Wellness, Other</w:t>
             </w:r>
           </w:p>
         </w:tc>
@@ -1585,7 +1585,7 @@
                 <w:color w:val="222222"/>
                 <w:sz w:val="19"/>
               </w:rPr>
-              <w:t>Division-controlled www/ portal (Desk → Portal)</w:t>
+              <w:t>Division-controlled www/ portal (Desk to Portal)</w:t>
             </w:r>
           </w:p>
         </w:tc>
@@ -1865,10 +1865,10 @@
     </w:tbl>
     <w:p>
       <w:pPr>
-        <w:spacing w:before="240" w:after="80"/>
         <w:pBdr>
           <w:bottom w:val="single" w:sz="6" w:space="2" w:color="2E74B5"/>
         </w:pBdr>
+        <w:spacing w:before="240" w:after="80"/>
       </w:pPr>
       <w:r>
         <w:rPr>
@@ -1890,7 +1890,7 @@
           <w:color w:val="222222"/>
           <w:sz w:val="21"/>
         </w:rPr>
-        <w:t xml:space="preserve">Technical Support – </w:t>
+        <w:t xml:space="preserve">Technical Support - </w:t>
       </w:r>
       <w:r>
         <w:rPr>
@@ -1911,7 +1911,7 @@
           <w:color w:val="222222"/>
           <w:sz w:val="21"/>
         </w:rPr>
-        <w:t xml:space="preserve">Regular Maintenance – </w:t>
+        <w:t xml:space="preserve">Regular Maintenance - </w:t>
       </w:r>
       <w:r>
         <w:rPr>
@@ -1932,7 +1932,7 @@
           <w:color w:val="222222"/>
           <w:sz w:val="21"/>
         </w:rPr>
-        <w:t xml:space="preserve">Extended Support Services – </w:t>
+        <w:t xml:space="preserve">Extended Support Services - </w:t>
       </w:r>
       <w:r>
         <w:rPr>
@@ -1944,10 +1944,10 @@
     </w:p>
     <w:p>
       <w:pPr>
-        <w:spacing w:before="240" w:after="80"/>
         <w:pBdr>
           <w:bottom w:val="single" w:sz="6" w:space="2" w:color="2E74B5"/>
         </w:pBdr>
+        <w:spacing w:before="240" w:after="80"/>
       </w:pPr>
       <w:r>
         <w:rPr>
@@ -1988,10 +1988,10 @@
     </w:p>
     <w:p>
       <w:pPr>
-        <w:spacing w:before="240" w:after="80"/>
         <w:pBdr>
           <w:bottom w:val="single" w:sz="6" w:space="2" w:color="2E74B5"/>
         </w:pBdr>
+        <w:spacing w:before="240" w:after="80"/>
       </w:pPr>
       <w:r>
         <w:rPr>
@@ -2039,7 +2039,7 @@
         <w:color w:val="595959"/>
         <w:sz w:val="17"/>
       </w:rPr>
-      <w:t>Kodivian Technologies LLP  |  Confidential  –  Prepared for Stedman Pharmaceuticals</w:t>
+      <w:t>Kodivian Technologies LLP  |  Confidential  -  Prepared for Stedman Pharmaceuticals</w:t>
     </w:r>
   </w:p>
 </w:ftr>

--- a/Project_Closure_Report_Scanify_Stedman_v1.0.docx
+++ b/Project_Closure_Report_Scanify_Stedman_v1.0.docx
@@ -490,7 +490,7 @@
                 <w:color w:val="222222"/>
                 <w:sz w:val="20"/>
               </w:rPr>
-              <w:t>Frappe / MariaDB - Division-controlled web portal</w:t>
+              <w:t>MariaDB - Division-controlled web portal</w:t>
             </w:r>
           </w:p>
         </w:tc>
@@ -1983,7 +1983,7 @@
           <w:color w:val="222222"/>
           <w:sz w:val="21"/>
         </w:rPr>
-        <w:t>These include the Scheme Deduction Engine, Sales Target Module, Bulk Statement Processing, QC Validation Workflow, Self-Learning Product Mapping, Expanded Reporting Suite, Operational Data Utilities, Primary Sales Management, the Analytics Chatbot and Stock Statement Data Recovery (CR-01 to CR-10), along with the Portal Migration CR. Reference: [CR register / folder].</w:t>
+        <w:t>These items are tracked separately in a Change Request register and are being reviewed and commercially finalized with the client team, independent of the original project scope. Reference: [CR register / folder].</w:t>
       </w:r>
     </w:p>
     <w:p>
